--- a/docs/project-report.docx
+++ b/docs/project-report.docx
@@ -39,7 +39,7 @@
     <w:p>
       <w:pPr/>
       <w:r>
-        <w:t>CI/CD execution status: pending GitHub API authentication to configure the encrypted repository secrets. The workflow source is implemented. An automated production deployment is not claimed until a successful Actions run is recorded.</w:t>
+        <w:t>CI/CD execution status: verified successful. GitHub Actions run 39836777627 completed all three jobs, including the public readiness and exact-version check. The SSH host-key mismatch on the first attempt was corrected using the verified ECDSA host fingerprint; deployment succeeded on attempt 2.</w:t>
       </w:r>
     </w:p>
     <w:p>
@@ -1236,7 +1236,7 @@
     <w:p>
       <w:pPr/>
       <w:r>
-        <w:t>The captured EC2 state shows a healthy container, working Nginx configuration, approximately 1.9 GiB free disk, and about 45 MiB swap use at the time of capture. Disk use must be watched as additional image versions accumulate; this project does not prune unrelated images automatically.</w:t>
+        <w:t>The captured EC2 state shows a healthy container, working Nginx configuration, approximately 1.9 GiB free disk, and about 83 MiB swap use at the time of capture. Disk use must be watched as additional image versions accumulate; this project does not prune unrelated images automatically.</w:t>
       </w:r>
     </w:p>
     <w:p>
@@ -1520,7 +1520,7 @@
           </w:tcPr>
           <w:p>
             <w:r>
-              <w:t>Verified ED25519 host fingerprint</w:t>
+              <w:t>Verified ECDSA host fingerprint</w:t>
             </w:r>
           </w:p>
         </w:tc>
@@ -1535,7 +1535,197 @@
     <w:p>
       <w:pPr/>
       <w:r>
-        <w:t>Automated run evidence will be inserted here after encrypted secrets are configured and the complete workflow succeeds.</w:t>
+        <w:t>Verified workflow run: https://github.com/Hari-Sri-T/MLOPS-Assignment-5/actions/runs/39836777627 Deployed code commit: c905eb85659034cc311b173dff9cc015ac1a0743 Completed workflow attempt: 2</w:t>
+      </w:r>
+    </w:p>
+    <w:tbl>
+      <w:tblPr>
+        <w:tblStyle w:val="LightShading-Accent1"/>
+        <w:tblW w:type="auto" w:w="0"/>
+        <w:tblLook w:firstColumn="1" w:firstRow="1" w:lastColumn="0" w:lastRow="0" w:noHBand="0" w:noVBand="1" w:val="04A0"/>
+      </w:tblPr>
+      <w:tblGrid>
+        <w:gridCol w:w="3360"/>
+        <w:gridCol w:w="3360"/>
+        <w:gridCol w:w="3360"/>
+      </w:tblGrid>
+      <w:tr>
+        <w:tc>
+          <w:tcPr>
+            <w:tcW w:type="dxa" w:w="3360"/>
+          </w:tcPr>
+          <w:p>
+            <w:r>
+              <w:t>Job</w:t>
+            </w:r>
+          </w:p>
+        </w:tc>
+        <w:tc>
+          <w:tcPr>
+            <w:tcW w:type="dxa" w:w="3360"/>
+          </w:tcPr>
+          <w:p>
+            <w:r>
+              <w:t>Result</w:t>
+            </w:r>
+          </w:p>
+        </w:tc>
+        <w:tc>
+          <w:tcPr>
+            <w:tcW w:type="dxa" w:w="3360"/>
+          </w:tcPr>
+          <w:p>
+            <w:r>
+              <w:t>Duration</w:t>
+            </w:r>
+          </w:p>
+        </w:tc>
+      </w:tr>
+      <w:tr>
+        <w:tc>
+          <w:tcPr>
+            <w:tcW w:type="dxa" w:w="3360"/>
+          </w:tcPr>
+          <w:p>
+            <w:r>
+              <w:t>Lint &amp; unit tests</w:t>
+            </w:r>
+          </w:p>
+        </w:tc>
+        <w:tc>
+          <w:tcPr>
+            <w:tcW w:type="dxa" w:w="3360"/>
+          </w:tcPr>
+          <w:p>
+            <w:r>
+              <w:t>success</w:t>
+            </w:r>
+          </w:p>
+        </w:tc>
+        <w:tc>
+          <w:tcPr>
+            <w:tcW w:type="dxa" w:w="3360"/>
+          </w:tcPr>
+          <w:p>
+            <w:r>
+              <w:t>12 seconds</w:t>
+            </w:r>
+          </w:p>
+        </w:tc>
+      </w:tr>
+      <w:tr>
+        <w:tc>
+          <w:tcPr>
+            <w:tcW w:type="dxa" w:w="3360"/>
+          </w:tcPr>
+          <w:p>
+            <w:r>
+              <w:t>DVC pull &amp; Docker build/push</w:t>
+            </w:r>
+          </w:p>
+        </w:tc>
+        <w:tc>
+          <w:tcPr>
+            <w:tcW w:type="dxa" w:w="3360"/>
+          </w:tcPr>
+          <w:p>
+            <w:r>
+              <w:t>success</w:t>
+            </w:r>
+          </w:p>
+        </w:tc>
+        <w:tc>
+          <w:tcPr>
+            <w:tcW w:type="dxa" w:w="3360"/>
+          </w:tcPr>
+          <w:p>
+            <w:r>
+              <w:t>181 seconds</w:t>
+            </w:r>
+          </w:p>
+        </w:tc>
+      </w:tr>
+      <w:tr>
+        <w:tc>
+          <w:tcPr>
+            <w:tcW w:type="dxa" w:w="3360"/>
+          </w:tcPr>
+          <w:p>
+            <w:r>
+              <w:t>Deploy to AWS EC2</w:t>
+            </w:r>
+          </w:p>
+        </w:tc>
+        <w:tc>
+          <w:tcPr>
+            <w:tcW w:type="dxa" w:w="3360"/>
+          </w:tcPr>
+          <w:p>
+            <w:r>
+              <w:t>success</w:t>
+            </w:r>
+          </w:p>
+        </w:tc>
+        <w:tc>
+          <w:tcPr>
+            <w:tcW w:type="dxa" w:w="3360"/>
+          </w:tcPr>
+          <w:p>
+            <w:r>
+              <w:t>139 seconds</w:t>
+            </w:r>
+          </w:p>
+        </w:tc>
+      </w:tr>
+    </w:tbl>
+    <w:p>
+      <w:r>
+        <w:drawing>
+          <wp:inline xmlns:a="http://schemas.openxmlformats.org/drawingml/2006/main" xmlns:pic="http://schemas.openxmlformats.org/drawingml/2006/picture">
+            <wp:extent cx="5486400" cy="4191000"/>
+            <wp:docPr id="5" name="Picture 5"/>
+            <wp:cNvGraphicFramePr>
+              <a:graphicFrameLocks noChangeAspect="1"/>
+            </wp:cNvGraphicFramePr>
+            <a:graphic>
+              <a:graphicData uri="http://schemas.openxmlformats.org/drawingml/2006/picture">
+                <pic:pic>
+                  <pic:nvPicPr>
+                    <pic:cNvPr id="0" name="10-github-actions.png"/>
+                    <pic:cNvPicPr/>
+                  </pic:nvPicPr>
+                  <pic:blipFill>
+                    <a:blip r:embed="rId14"/>
+                    <a:stretch>
+                      <a:fillRect/>
+                    </a:stretch>
+                  </pic:blipFill>
+                  <pic:spPr>
+                    <a:xfrm>
+                      <a:off x="0" y="0"/>
+                      <a:ext cx="5486400" cy="4191000"/>
+                    </a:xfrm>
+                    <a:prstGeom prst="rect"/>
+                  </pic:spPr>
+                </pic:pic>
+              </a:graphicData>
+            </a:graphic>
+          </wp:inline>
+        </w:drawing>
+      </w:r>
+    </w:p>
+    <w:p>
+      <w:pPr>
+        <w:pStyle w:val="Caption"/>
+      </w:pPr>
+      <w:r>
+        <w:t>Actual GitHub Actions page showing all three successful jobs</w:t>
+      </w:r>
+    </w:p>
+    <w:p>
+      <w:pPr/>
+      <w:r>
+        <w:t>The published image is ghcr.io/hari-sri-t/mlops-assignment-5:c905eb85659034cc311b173dff9cc015ac1a0743. The public endpoint returns this same full commit. The bootstrap image was removed only after the automated rollout passed, reclaiming approximately 1.5 GiB of disk space.</w:t>
       </w:r>
     </w:p>
     <w:p>
@@ -1549,7 +1739,7 @@
     <w:p>
       <w:pPr/>
       <w:r>
-        <w:t>The browser opened http://13.202.231.26/, uploaded actual validation images and displayed real API responses. The public health endpoint returned status ok, model_ready true and version assignment5. Recorded verification time is supplied in docs/evidence/public-verification.json.</w:t>
+        <w:t>The browser opened http://13.202.231.26/, uploaded actual validation images and displayed real API responses. The public health endpoint returned status ok, model_ready true and version c905eb85659034cc311b173dff9cc015ac1a0743. The manual bootstrap used version assignment5; the final evidence and screenshots show the CI-deployed version. Verification was recorded at 2026-10-23T00:47:56.526055+05:30 in docs/evidence/public-verification.json.</w:t>
       </w:r>
     </w:p>
     <w:tbl>
@@ -1671,7 +1861,7 @@
         <w:drawing>
           <wp:inline xmlns:a="http://schemas.openxmlformats.org/drawingml/2006/main" xmlns:pic="http://schemas.openxmlformats.org/drawingml/2006/picture">
             <wp:extent cx="5486400" cy="3857625"/>
-            <wp:docPr id="5" name="Picture 5"/>
+            <wp:docPr id="6" name="Picture 6"/>
             <wp:cNvGraphicFramePr>
               <a:graphicFrameLocks noChangeAspect="1"/>
             </wp:cNvGraphicFramePr>
@@ -1683,7 +1873,7 @@
                     <pic:cNvPicPr/>
                   </pic:nvPicPr>
                   <pic:blipFill>
-                    <a:blip r:embed="rId14"/>
+                    <a:blip r:embed="rId15"/>
                     <a:stretch>
                       <a:fillRect/>
                     </a:stretch>
@@ -1715,7 +1905,7 @@
         <w:drawing>
           <wp:inline xmlns:a="http://schemas.openxmlformats.org/drawingml/2006/main" xmlns:pic="http://schemas.openxmlformats.org/drawingml/2006/picture">
             <wp:extent cx="5486400" cy="4071938"/>
-            <wp:docPr id="6" name="Picture 6"/>
+            <wp:docPr id="7" name="Picture 7"/>
             <wp:cNvGraphicFramePr>
               <a:graphicFrameLocks noChangeAspect="1"/>
             </wp:cNvGraphicFramePr>
@@ -1727,7 +1917,7 @@
                     <pic:cNvPicPr/>
                   </pic:nvPicPr>
                   <pic:blipFill>
-                    <a:blip r:embed="rId15"/>
+                    <a:blip r:embed="rId16"/>
                     <a:stretch>
                       <a:fillRect/>
                     </a:stretch>
@@ -1759,7 +1949,7 @@
         <w:drawing>
           <wp:inline xmlns:a="http://schemas.openxmlformats.org/drawingml/2006/main" xmlns:pic="http://schemas.openxmlformats.org/drawingml/2006/picture">
             <wp:extent cx="5486400" cy="4071938"/>
-            <wp:docPr id="7" name="Picture 7"/>
+            <wp:docPr id="8" name="Picture 8"/>
             <wp:cNvGraphicFramePr>
               <a:graphicFrameLocks noChangeAspect="1"/>
             </wp:cNvGraphicFramePr>
@@ -1771,7 +1961,7 @@
                     <pic:cNvPicPr/>
                   </pic:nvPicPr>
                   <pic:blipFill>
-                    <a:blip r:embed="rId16"/>
+                    <a:blip r:embed="rId17"/>
                     <a:stretch>
                       <a:fillRect/>
                     </a:stretch>
@@ -1803,7 +1993,7 @@
         <w:drawing>
           <wp:inline xmlns:a="http://schemas.openxmlformats.org/drawingml/2006/main" xmlns:pic="http://schemas.openxmlformats.org/drawingml/2006/picture">
             <wp:extent cx="5486400" cy="4346258"/>
-            <wp:docPr id="8" name="Picture 8"/>
+            <wp:docPr id="9" name="Picture 9"/>
             <wp:cNvGraphicFramePr>
               <a:graphicFrameLocks noChangeAspect="1"/>
             </wp:cNvGraphicFramePr>
@@ -1815,7 +2005,7 @@
                     <pic:cNvPicPr/>
                   </pic:nvPicPr>
                   <pic:blipFill>
-                    <a:blip r:embed="rId17"/>
+                    <a:blip r:embed="rId18"/>
                     <a:stretch>
                       <a:fillRect/>
                     </a:stretch>
@@ -2115,6 +2305,28 @@
           </w:tcPr>
           <w:p>
             <w:r>
+              <w:t>GitHub SSH client selected a different host-key algorithm</w:t>
+            </w:r>
+          </w:p>
+        </w:tc>
+        <w:tc>
+          <w:tcPr>
+            <w:tcW w:type="dxa" w:w="5040"/>
+          </w:tcPr>
+          <w:p>
+            <w:r>
+              <w:t>Verify ECDSA and ED25519 fingerprints through the trusted connection, store the ECDSA fingerprint selected by the deployment client, and rerun deployment.</w:t>
+            </w:r>
+          </w:p>
+        </w:tc>
+      </w:tr>
+      <w:tr>
+        <w:tc>
+          <w:tcPr>
+            <w:tcW w:type="dxa" w:w="5040"/>
+          </w:tcPr>
+          <w:p>
+            <w:r>
               <w:t>GitHub device authorization expired</w:t>
             </w:r>
           </w:p>
@@ -2148,13 +2360,18 @@
     <w:p>
       <w:pPr/>
       <w:r>
-        <w:t>Screenshots of execution transcripts were taken with a real browser from the captured command output and are labeled as execution evidence. Application screenshots are actual public-URL browser captures. They are not reconstructed AWS or GitHub console screens. Original command logs and JSON responses are retained beside the screenshots.</w:t>
+        <w:t>Screenshots of execution transcripts were taken with a real browser from the captured command output and are labeled as execution evidence. Application screenshots are actual public-URL browser captures. They are not reconstructed AWS console screens. The GitHub Actions screenshot is a capture of the actual public workflow page. Original command logs and JSON responses are retained beside the screenshots.</w:t>
       </w:r>
     </w:p>
     <w:p>
       <w:pPr/>
       <w:r>
-        <w:t>This is an educational single-instance HTTP deployment. Updates briefly interrupt service, the public IP can change after stopping the instance, and EC2/storage charges continue until the owner stops or removes resources. HTTPS, high availability and an independent test-set evaluation are outside this assignment implementation. The existing domain-based Nginx application remains in place. CI/CD is only considered demonstrated once a successful workflow run is available.</w:t>
+        <w:t>This is an educational single-instance HTTP deployment. Updates briefly interrupt service, the public IP can change after stopping the instance, and EC2/storage charges continue until the owner stops or removes resources. HTTPS, high availability and an independent test-set evaluation are outside this assignment implementation. The existing domain-based Nginx application remains in place. The complete CI/CD workflow and its public deployment were verified successfully.</w:t>
+      </w:r>
+    </w:p>
+    <w:p>
+      <w:r>
+        <w:br w:type="page"/>
       </w:r>
     </w:p>
     <w:p>
@@ -2238,10 +2455,11 @@
       </w:r>
     </w:p>
     <w:p>
-      <w:pPr/>
-      <w:r>
-        <w:t>https://github.com/Hari-Sri-T/MLOPS-Assignment-5</w:t>
-      </w:r>
+      <w:hyperlink r:id="rId19">
+        <w:r>
+          <w:t>https://github.com/Hari-Sri-T/MLOPS-Assignment-5</w:t>
+        </w:r>
+      </w:hyperlink>
     </w:p>
     <w:sectPr>
       <w:headerReference w:type="default" r:id="rId9"/>

--- a/docs/project-report.docx
+++ b/docs/project-report.docx
@@ -13,7 +13,25 @@
     <w:p>
       <w:pPr/>
       <w:r>
-        <w:t>Project: MLOPS Assignment 5 Author: Hari-Sri-T Implementation: 22–23 October 2026 (Asia/Kolkata)</w:t>
+        <w:t>Project: MLOPS Assignment 5</w:t>
+      </w:r>
+    </w:p>
+    <w:p>
+      <w:pPr/>
+      <w:r>
+        <w:t>Student name: Tanniru Hari Sri Shanmukha Sai</w:t>
+      </w:r>
+    </w:p>
+    <w:p>
+      <w:pPr/>
+      <w:r>
+        <w:t>PRN: 23070126135</w:t>
+      </w:r>
+    </w:p>
+    <w:p>
+      <w:pPr/>
+      <w:r>
+        <w:t>Implementation: 22–23 October 2026 (Asia/Kolkata)</w:t>
       </w:r>
     </w:p>
     <w:p>
@@ -503,7 +521,7 @@
                     <pic:cNvPicPr/>
                   </pic:nvPicPr>
                   <pic:blipFill>
-                    <a:blip r:embed="rId10"/>
+                    <a:blip r:embed="rId11"/>
                     <a:stretch>
                       <a:fillRect/>
                     </a:stretch>
@@ -1074,7 +1092,7 @@
                     <pic:cNvPicPr/>
                   </pic:nvPicPr>
                   <pic:blipFill>
-                    <a:blip r:embed="rId11"/>
+                    <a:blip r:embed="rId12"/>
                     <a:stretch>
                       <a:fillRect/>
                     </a:stretch>
@@ -1161,7 +1179,7 @@
                     <pic:cNvPicPr/>
                   </pic:nvPicPr>
                   <pic:blipFill>
-                    <a:blip r:embed="rId12"/>
+                    <a:blip r:embed="rId13"/>
                     <a:stretch>
                       <a:fillRect/>
                     </a:stretch>
@@ -1256,7 +1274,7 @@
                     <pic:cNvPicPr/>
                   </pic:nvPicPr>
                   <pic:blipFill>
-                    <a:blip r:embed="rId13"/>
+                    <a:blip r:embed="rId14"/>
                     <a:stretch>
                       <a:fillRect/>
                     </a:stretch>
@@ -1695,7 +1713,7 @@
                     <pic:cNvPicPr/>
                   </pic:nvPicPr>
                   <pic:blipFill>
-                    <a:blip r:embed="rId14"/>
+                    <a:blip r:embed="rId15"/>
                     <a:stretch>
                       <a:fillRect/>
                     </a:stretch>
@@ -1873,7 +1891,7 @@
                     <pic:cNvPicPr/>
                   </pic:nvPicPr>
                   <pic:blipFill>
-                    <a:blip r:embed="rId15"/>
+                    <a:blip r:embed="rId16"/>
                     <a:stretch>
                       <a:fillRect/>
                     </a:stretch>
@@ -1917,7 +1935,7 @@
                     <pic:cNvPicPr/>
                   </pic:nvPicPr>
                   <pic:blipFill>
-                    <a:blip r:embed="rId16"/>
+                    <a:blip r:embed="rId17"/>
                     <a:stretch>
                       <a:fillRect/>
                     </a:stretch>
@@ -1961,7 +1979,7 @@
                     <pic:cNvPicPr/>
                   </pic:nvPicPr>
                   <pic:blipFill>
-                    <a:blip r:embed="rId17"/>
+                    <a:blip r:embed="rId18"/>
                     <a:stretch>
                       <a:fillRect/>
                     </a:stretch>
@@ -2005,7 +2023,7 @@
                     <pic:cNvPicPr/>
                   </pic:nvPicPr>
                   <pic:blipFill>
-                    <a:blip r:embed="rId18"/>
+                    <a:blip r:embed="rId19"/>
                     <a:stretch>
                       <a:fillRect/>
                     </a:stretch>
@@ -2455,7 +2473,7 @@
       </w:r>
     </w:p>
     <w:p>
-      <w:hyperlink r:id="rId19">
+      <w:hyperlink r:id="rId20">
         <w:r>
           <w:t>https://github.com/Hari-Sri-T/MLOPS-Assignment-5</w:t>
         </w:r>
@@ -2463,6 +2481,7 @@
     </w:p>
     <w:sectPr>
       <w:headerReference w:type="default" r:id="rId9"/>
+      <w:footerReference w:type="default" r:id="rId10"/>
       <w:pgSz w:w="12240" w:h="15840"/>
       <w:pgMar w:top="1008" w:right="1080" w:bottom="1008" w:left="1080" w:header="720" w:footer="720" w:gutter="0"/>
       <w:cols w:space="720"/>
@@ -2472,6 +2491,22 @@
 </w:document>
 </file>
 
+<file path=word/footer1.xml><?xml version="1.0" encoding="utf-8"?>
+<w:ftr xmlns:m="http://schemas.openxmlformats.org/officeDocument/2006/math" xmlns:mc="http://schemas.openxmlformats.org/markup-compatibility/2006" xmlns:mo="http://schemas.microsoft.com/office/mac/office/2008/main" xmlns:mv="urn:schemas-microsoft-com:mac:vml" xmlns:o="urn:schemas-microsoft-com:office:office" xmlns:r="http://schemas.openxmlformats.org/officeDocument/2006/relationships" xmlns:v="urn:schemas-microsoft-com:vml" xmlns:w10="urn:schemas-microsoft-com:office:word" xmlns:w14="http://schemas.microsoft.com/office/word/2010/wordml" xmlns:w="http://schemas.openxmlformats.org/wordprocessingml/2006/main" xmlns:wne="http://schemas.microsoft.com/office/word/2006/wordml" xmlns:wp14="http://schemas.microsoft.com/office/word/2010/wordprocessingDrawing" xmlns:wp="http://schemas.openxmlformats.org/drawingml/2006/wordprocessingDrawing" xmlns:wpc="http://schemas.microsoft.com/office/word/2010/wordprocessingCanvas" xmlns:wpg="http://schemas.microsoft.com/office/word/2010/wordprocessingGroup" xmlns:wpi="http://schemas.microsoft.com/office/word/2010/wordprocessingInk" xmlns:wps="http://schemas.microsoft.com/office/word/2010/wordprocessingShape" mc:Ignorable="w14 wp14">
+  <w:p>
+    <w:pPr>
+      <w:pStyle w:val="Footer"/>
+    </w:pPr>
+    <w:r>
+      <w:rPr>
+        <w:sz w:val="16"/>
+      </w:rPr>
+      <w:t>Tanniru Hari Sri Shanmukha Sai  |  PRN: 23070126135</w:t>
+    </w:r>
+  </w:p>
+</w:ftr>
+</file>
+
 <file path=word/header1.xml><?xml version="1.0" encoding="utf-8"?>
 <w:hdr xmlns:m="http://schemas.openxmlformats.org/officeDocument/2006/math" xmlns:mc="http://schemas.openxmlformats.org/markup-compatibility/2006" xmlns:mo="http://schemas.microsoft.com/office/mac/office/2008/main" xmlns:mv="urn:schemas-microsoft-com:mac:vml" xmlns:o="urn:schemas-microsoft-com:office:office" xmlns:r="http://schemas.openxmlformats.org/officeDocument/2006/relationships" xmlns:v="urn:schemas-microsoft-com:vml" xmlns:w10="urn:schemas-microsoft-com:office:word" xmlns:w14="http://schemas.microsoft.com/office/word/2010/wordml" xmlns:w="http://schemas.openxmlformats.org/wordprocessingml/2006/main" xmlns:wne="http://schemas.microsoft.com/office/word/2006/wordml" xmlns:wp14="http://schemas.microsoft.com/office/word/2010/wordprocessingDrawing" xmlns:wp="http://schemas.openxmlformats.org/drawingml/2006/wordprocessingDrawing" xmlns:wpc="http://schemas.microsoft.com/office/word/2010/wordprocessingCanvas" xmlns:wpg="http://schemas.microsoft.com/office/word/2010/wordprocessingGroup" xmlns:wpi="http://schemas.microsoft.com/office/word/2010/wordprocessingInk" xmlns:wps="http://schemas.microsoft.com/office/word/2010/wordprocessingShape" mc:Ignorable="w14 wp14">
   <w:p>
@@ -2482,7 +2517,7 @@
       <w:rPr>
         <w:sz w:val="16"/>
       </w:rPr>
-      <w:t>MLOPS ASSIGNMENT 5  |  IMAGE CLASSIFICATION ON AWS</w:t>
+      <w:t>MLOPS ASSIGNMENT 5  |  PRN: 23070126135</w:t>
     </w:r>
   </w:p>
 </w:hdr>

--- a/docs/project-report.docx
+++ b/docs/project-report.docx
@@ -2469,11 +2469,32 @@
         <w:pStyle w:val="Heading1"/>
       </w:pPr>
       <w:r>
+        <w:t>Google Drive submission</w:t>
+      </w:r>
+    </w:p>
+    <w:p>
+      <w:pPr/>
+      <w:r>
+        <w:t>Complete project submission ZIP:</w:t>
+      </w:r>
+    </w:p>
+    <w:p>
+      <w:hyperlink r:id="rId20">
+        <w:r>
+          <w:t>https://drive.google.com/file/d/1N9BKZ7av0fDJDdVRAaGO1bJtU_E5INIl/view?usp=drive_link</w:t>
+        </w:r>
+      </w:hyperlink>
+    </w:p>
+    <w:p>
+      <w:pPr>
+        <w:pStyle w:val="Heading1"/>
+      </w:pPr>
+      <w:r>
         <w:t>GitHub repository</w:t>
       </w:r>
     </w:p>
     <w:p>
-      <w:hyperlink r:id="rId20">
+      <w:hyperlink r:id="rId21">
         <w:r>
           <w:t>https://github.com/Hari-Sri-T/MLOPS-Assignment-5</w:t>
         </w:r>

--- a/docs/project-report.docx
+++ b/docs/project-report.docx
@@ -21,6 +21,19 @@
       <w:r>
         <w:t>Student name: Tanniru Hari Sri Shanmukha Sai</w:t>
       </w:r>
+    </w:p>
+    <w:p>
+      <w:pPr/>
+      <w:r>
+        <w:t>Google Drive submission:</w:t>
+      </w:r>
+    </w:p>
+    <w:p>
+      <w:hyperlink r:id="rId11">
+        <w:r>
+          <w:t>https://drive.google.com/file/d/1N9BKZ7av0fDJDdVRAaGO1bJtU_E5INIl/view?usp=drive_link</w:t>
+        </w:r>
+      </w:hyperlink>
     </w:p>
     <w:p>
       <w:pPr/>
@@ -521,7 +534,7 @@
                     <pic:cNvPicPr/>
                   </pic:nvPicPr>
                   <pic:blipFill>
-                    <a:blip r:embed="rId11"/>
+                    <a:blip r:embed="rId12"/>
                     <a:stretch>
                       <a:fillRect/>
                     </a:stretch>
@@ -1092,7 +1105,7 @@
                     <pic:cNvPicPr/>
                   </pic:nvPicPr>
                   <pic:blipFill>
-                    <a:blip r:embed="rId12"/>
+                    <a:blip r:embed="rId13"/>
                     <a:stretch>
                       <a:fillRect/>
                     </a:stretch>
@@ -1179,7 +1192,7 @@
                     <pic:cNvPicPr/>
                   </pic:nvPicPr>
                   <pic:blipFill>
-                    <a:blip r:embed="rId13"/>
+                    <a:blip r:embed="rId14"/>
                     <a:stretch>
                       <a:fillRect/>
                     </a:stretch>
@@ -1274,7 +1287,7 @@
                     <pic:cNvPicPr/>
                   </pic:nvPicPr>
                   <pic:blipFill>
-                    <a:blip r:embed="rId14"/>
+                    <a:blip r:embed="rId15"/>
                     <a:stretch>
                       <a:fillRect/>
                     </a:stretch>
@@ -1713,7 +1726,7 @@
                     <pic:cNvPicPr/>
                   </pic:nvPicPr>
                   <pic:blipFill>
-                    <a:blip r:embed="rId15"/>
+                    <a:blip r:embed="rId16"/>
                     <a:stretch>
                       <a:fillRect/>
                     </a:stretch>
@@ -1891,7 +1904,7 @@
                     <pic:cNvPicPr/>
                   </pic:nvPicPr>
                   <pic:blipFill>
-                    <a:blip r:embed="rId16"/>
+                    <a:blip r:embed="rId17"/>
                     <a:stretch>
                       <a:fillRect/>
                     </a:stretch>
@@ -1935,7 +1948,7 @@
                     <pic:cNvPicPr/>
                   </pic:nvPicPr>
                   <pic:blipFill>
-                    <a:blip r:embed="rId17"/>
+                    <a:blip r:embed="rId18"/>
                     <a:stretch>
                       <a:fillRect/>
                     </a:stretch>
@@ -1979,7 +1992,7 @@
                     <pic:cNvPicPr/>
                   </pic:nvPicPr>
                   <pic:blipFill>
-                    <a:blip r:embed="rId18"/>
+                    <a:blip r:embed="rId19"/>
                     <a:stretch>
                       <a:fillRect/>
                     </a:stretch>
@@ -2023,7 +2036,7 @@
                     <pic:cNvPicPr/>
                   </pic:nvPicPr>
                   <pic:blipFill>
-                    <a:blip r:embed="rId19"/>
+                    <a:blip r:embed="rId20"/>
                     <a:stretch>
                       <a:fillRect/>
                     </a:stretch>
@@ -2469,27 +2482,6 @@
         <w:pStyle w:val="Heading1"/>
       </w:pPr>
       <w:r>
-        <w:t>Google Drive submission</w:t>
-      </w:r>
-    </w:p>
-    <w:p>
-      <w:pPr/>
-      <w:r>
-        <w:t>Complete project submission ZIP:</w:t>
-      </w:r>
-    </w:p>
-    <w:p>
-      <w:hyperlink r:id="rId20">
-        <w:r>
-          <w:t>https://drive.google.com/file/d/1N9BKZ7av0fDJDdVRAaGO1bJtU_E5INIl/view?usp=drive_link</w:t>
-        </w:r>
-      </w:hyperlink>
-    </w:p>
-    <w:p>
-      <w:pPr>
-        <w:pStyle w:val="Heading1"/>
-      </w:pPr>
-      <w:r>
         <w:t>GitHub repository</w:t>
       </w:r>
     </w:p>
